--- a/docs/10_Specifications_API_Server_Actions_Backend.docx
+++ b/docs/10_Specifications_API_Server_Actions_Backend.docx
@@ -52,7 +52,7 @@
           <w:color w:val="0165E3"/>
           <w:sz w:val="56"/>
         </w:rPr>
-        <w:t>DIABACAR</w:t>
+        <w:t>Diaba Auto</w:t>
       </w:r>
     </w:p>
     <w:p>
@@ -292,7 +292,7 @@
                 <w:color w:val="142033"/>
                 <w:sz w:val="17"/>
               </w:rPr>
-              <w:t>DIABACAR - Chine → Sénégal</w:t>
+              <w:t>Diaba Auto - Chine → Sénégal</w:t>
             </w:r>
           </w:p>
         </w:tc>
@@ -309,7 +309,7 @@
           <w:color w:val="5B6676"/>
           <w:sz w:val="16"/>
         </w:rPr>
-        <w:t>Document de travail confidentiel - Toute évolution structurante doit rester cohérente avec le corpus DIABACAR.</w:t>
+        <w:t>Document de travail confidentiel - Toute évolution structurante doit rester cohérente avec le corpus Diaba Auto.</w:t>
       </w:r>
     </w:p>
     <w:p>
@@ -327,7 +327,7 @@
     </w:p>
     <w:p>
       <w:r>
-        <w:t>DIABACAR utilise prioritairement Server Components et Server Actions pour les interactions de l’application. Les Route Handlers sont réservés aux API explicites, intégrations, webhooks et besoins de consommation externe. Toute action appelle un service métier ; le composant UI n’accède pas directement aux tables pour exécuter une règle métier.</w:t>
+        <w:t>Diaba Auto utilise prioritairement Server Components et Server Actions pour les interactions de l’application. Les Route Handlers sont réservés aux API explicites, intégrations, webhooks et besoins de consommation externe. Toute action appelle un service métier ; le composant UI n’accède pas directement aux tables pour exécuter une règle métier.</w:t>
       </w:r>
     </w:p>
     <w:p>
@@ -1611,7 +1611,7 @@
         <w:pStyle w:val="Heading1"/>
       </w:pPr>
       <w:r>
-        <w:t>4. Actions My DIABACAR</w:t>
+        <w:t>4. Actions My Diaba Auto</w:t>
       </w:r>
     </w:p>
     <w:tbl>
@@ -3870,7 +3870,7 @@
         <w:color w:val="5B6676"/>
         <w:sz w:val="15"/>
       </w:rPr>
-      <w:t xml:space="preserve">Confidentiel - Projet DIABACAR  |  Version 1.0  |  </w:t>
+      <w:t xml:space="preserve">Confidentiel - Projet Diaba Auto  |  Version 1.0  |  </w:t>
     </w:r>
     <w:r>
       <w:rPr>
@@ -3903,7 +3903,7 @@
         <w:color w:val="012E75"/>
         <w:sz w:val="15"/>
       </w:rPr>
-      <w:t>DIABACAR  |  10  |  Spécifications API / Server Actions / Services b</w:t>
+      <w:t>Diaba Auto  |  10  |  Spécifications API / Server Actions / Services b</w:t>
     </w:r>
   </w:p>
 </w:hdr>
